--- a/Aula42/Guia Prático-42.docx
+++ b/Aula42/Guia Prático-42.docx
@@ -64,35 +64,6 @@
           <w:szCs w:val="24"/>
         </w:rPr>
         <w:t xml:space="preserve"> de 2026)</w:t>
-      </w:r>
-    </w:p>
-    <w:p>
-      <w:pPr>
-        <w:pStyle w:val="NormalWeb"/>
-        <w:spacing w:after="240" w:afterAutospacing="0"/>
-        <w:rPr>
-          <w:color w:val="1F1F1F"/>
-        </w:rPr>
-      </w:pPr>
-      <w:r>
-        <w:rPr>
-          <w:color w:val="1F1F1F"/>
-        </w:rPr>
-        <w:t xml:space="preserve">Adicione as seguintes linhas ao final da sua planilha. Repare no impacto da Aula 41: o custo de aquisição da Consultoria via LinkedIn caiu drasticamente porque usamos textos </w:t>
-      </w:r>
-      <w:proofErr w:type="spellStart"/>
-      <w:r>
-        <w:rPr>
-          <w:color w:val="1F1F1F"/>
-        </w:rPr>
-        <w:t>hiper-direcionados</w:t>
-      </w:r>
-      <w:proofErr w:type="spellEnd"/>
-      <w:r>
-        <w:rPr>
-          <w:color w:val="1F1F1F"/>
-        </w:rPr>
-        <w:t xml:space="preserve"> para a nossa própria base!</w:t>
       </w:r>
     </w:p>
     <w:p>
@@ -281,7 +252,10 @@
         <w:pStyle w:val="NormalWeb"/>
         <w:spacing w:after="0" w:afterAutospacing="0"/>
         <w:rPr>
-          <w:color w:val="1F1F1F"/>
+          <w:rStyle w:val="nfase"/>
+          <w:rFonts w:eastAsiaTheme="majorEastAsia"/>
+          <w:color w:val="1F1F1F"/>
+          <w:bdr w:val="none" w:sz="0" w:space="0" w:color="auto" w:frame="1"/>
         </w:rPr>
       </w:pPr>
       <w:r>
@@ -357,10 +331,24 @@
     </w:p>
     <w:p>
       <w:pPr>
+        <w:pStyle w:val="NormalWeb"/>
+        <w:spacing w:after="0" w:afterAutospacing="0"/>
+        <w:rPr>
+          <w:rStyle w:val="nfase"/>
+          <w:rFonts w:eastAsiaTheme="majorEastAsia"/>
+          <w:color w:val="1F1F1F"/>
+          <w:bdr w:val="none" w:sz="0" w:space="0" w:color="auto" w:frame="1"/>
+        </w:rPr>
+      </w:pPr>
+    </w:p>
+    <w:p>
+      <w:pPr>
         <w:pStyle w:val="Ttulo2"/>
         <w:spacing w:after="120"/>
         <w:rPr>
           <w:rFonts w:ascii="Times New Roman" w:hAnsi="Times New Roman" w:cs="Times New Roman"/>
+          <w:b/>
+          <w:bCs/>
           <w:color w:val="1F1F1F"/>
           <w:szCs w:val="24"/>
         </w:rPr>
@@ -368,6 +356,8 @@
       <w:r>
         <w:rPr>
           <w:rFonts w:ascii="Segoe UI Emoji" w:hAnsi="Segoe UI Emoji" w:cs="Segoe UI Emoji"/>
+          <w:b/>
+          <w:bCs/>
           <w:color w:val="1F1F1F"/>
           <w:szCs w:val="24"/>
         </w:rPr>
@@ -376,6 +366,8 @@
       <w:r>
         <w:rPr>
           <w:rFonts w:ascii="Times New Roman" w:hAnsi="Times New Roman" w:cs="Times New Roman"/>
+          <w:b/>
+          <w:bCs/>
           <w:color w:val="1F1F1F"/>
           <w:szCs w:val="24"/>
         </w:rPr>
@@ -701,10 +693,30 @@
     </w:p>
     <w:p>
       <w:pPr>
+        <w:pStyle w:val="NormalWeb"/>
+        <w:spacing w:after="0" w:afterAutospacing="0"/>
+        <w:rPr>
+          <w:color w:val="1F1F1F"/>
+        </w:rPr>
+      </w:pPr>
+    </w:p>
+    <w:p>
+      <w:pPr>
+        <w:pStyle w:val="NormalWeb"/>
+        <w:spacing w:after="0" w:afterAutospacing="0"/>
+        <w:rPr>
+          <w:color w:val="1F1F1F"/>
+        </w:rPr>
+      </w:pPr>
+    </w:p>
+    <w:p>
+      <w:pPr>
         <w:pStyle w:val="Ttulo2"/>
         <w:spacing w:after="120"/>
         <w:rPr>
           <w:rFonts w:ascii="Times New Roman" w:hAnsi="Times New Roman" w:cs="Times New Roman"/>
+          <w:b/>
+          <w:bCs/>
           <w:color w:val="1F1F1F"/>
           <w:szCs w:val="24"/>
         </w:rPr>
@@ -712,6 +724,8 @@
       <w:r>
         <w:rPr>
           <w:rFonts w:ascii="Segoe UI Emoji" w:hAnsi="Segoe UI Emoji" w:cs="Segoe UI Emoji"/>
+          <w:b/>
+          <w:bCs/>
           <w:color w:val="1F1F1F"/>
           <w:szCs w:val="24"/>
         </w:rPr>
@@ -721,6 +735,8 @@
       <w:r>
         <w:rPr>
           <w:rFonts w:ascii="Times New Roman" w:hAnsi="Times New Roman" w:cs="Times New Roman"/>
+          <w:b/>
+          <w:bCs/>
           <w:color w:val="1F1F1F"/>
           <w:szCs w:val="24"/>
         </w:rPr>
@@ -906,7 +922,19 @@
         <w:rPr>
           <w:color w:val="1F1F1F"/>
         </w:rPr>
-        <w:t xml:space="preserve"> Precisamos de atrair gestores de médias empresas que estão a ter problemas com a gestão das suas equipas e que poderiam beneficiar da nossa 'Licença SaaS'. Use o Tom de Voz definido na Missão 1.</w:t>
+        <w:t xml:space="preserve"> Precisamos de atrair gestores de médias empresas que estão a ter problemas com a gestão das suas equip</w:t>
+      </w:r>
+      <w:r>
+        <w:rPr>
+          <w:color w:val="1F1F1F"/>
+        </w:rPr>
+        <w:t>e</w:t>
+      </w:r>
+      <w:r>
+        <w:rPr>
+          <w:color w:val="1F1F1F"/>
+        </w:rPr>
+        <w:t>s e que poderiam beneficiar da nossa 'Licença SaaS'. Use o Tom de Voz definido.</w:t>
       </w:r>
     </w:p>
     <w:p>
@@ -1015,10 +1043,21 @@
     </w:p>
     <w:p>
       <w:pPr>
+        <w:pStyle w:val="NormalWeb"/>
+        <w:spacing w:after="0" w:afterAutospacing="0"/>
+        <w:rPr>
+          <w:color w:val="1F1F1F"/>
+        </w:rPr>
+      </w:pPr>
+    </w:p>
+    <w:p>
+      <w:pPr>
         <w:pStyle w:val="Ttulo2"/>
         <w:spacing w:after="120"/>
         <w:rPr>
           <w:rFonts w:ascii="Times New Roman" w:hAnsi="Times New Roman" w:cs="Times New Roman"/>
+          <w:b/>
+          <w:bCs/>
           <w:color w:val="1F1F1F"/>
           <w:szCs w:val="24"/>
         </w:rPr>
@@ -1026,6 +1065,8 @@
       <w:r>
         <w:rPr>
           <w:rFonts w:ascii="Segoe UI Emoji" w:hAnsi="Segoe UI Emoji" w:cs="Segoe UI Emoji"/>
+          <w:b/>
+          <w:bCs/>
           <w:color w:val="1F1F1F"/>
           <w:szCs w:val="24"/>
         </w:rPr>
@@ -1034,6 +1075,8 @@
       <w:r>
         <w:rPr>
           <w:rFonts w:ascii="Times New Roman" w:hAnsi="Times New Roman" w:cs="Times New Roman"/>
+          <w:b/>
+          <w:bCs/>
           <w:color w:val="1F1F1F"/>
           <w:szCs w:val="24"/>
         </w:rPr>
@@ -1043,6 +1086,8 @@
       <w:r>
         <w:rPr>
           <w:rFonts w:ascii="Times New Roman" w:hAnsi="Times New Roman" w:cs="Times New Roman"/>
+          <w:b/>
+          <w:bCs/>
           <w:color w:val="1F1F1F"/>
           <w:szCs w:val="24"/>
         </w:rPr>
@@ -1052,6 +1097,8 @@
       <w:r>
         <w:rPr>
           <w:rFonts w:ascii="Times New Roman" w:hAnsi="Times New Roman" w:cs="Times New Roman"/>
+          <w:b/>
+          <w:bCs/>
           <w:color w:val="1F1F1F"/>
           <w:szCs w:val="24"/>
         </w:rPr>
@@ -1259,7 +1306,19 @@
         <w:rPr>
           <w:color w:val="1F1F1F"/>
         </w:rPr>
-        <w:t xml:space="preserve"> Transforme a ideia principal desse artigo num guião para um "Carrossel de Imagens" no LinkedIn para gerar engajamento com a comunidade corporativa.</w:t>
+        <w:t xml:space="preserve"> Transforme a ideia principal desse artigo num gui</w:t>
+      </w:r>
+      <w:r>
+        <w:rPr>
+          <w:color w:val="1F1F1F"/>
+        </w:rPr>
+        <w:t>a</w:t>
+      </w:r>
+      <w:r>
+        <w:rPr>
+          <w:color w:val="1F1F1F"/>
+        </w:rPr>
+        <w:t xml:space="preserve"> para um "Carrossel de Imagens" no LinkedIn para gerar engajamento com a comunidade corporativa.</w:t>
       </w:r>
     </w:p>
     <w:p>
@@ -1309,6 +1368,8 @@
         <w:spacing w:after="120"/>
         <w:rPr>
           <w:rFonts w:ascii="Times New Roman" w:hAnsi="Times New Roman" w:cs="Times New Roman"/>
+          <w:b/>
+          <w:bCs/>
           <w:color w:val="1F1F1F"/>
           <w:szCs w:val="24"/>
         </w:rPr>
@@ -1316,14 +1377,19 @@
       <w:r>
         <w:rPr>
           <w:rFonts w:ascii="Segoe UI Emoji" w:hAnsi="Segoe UI Emoji" w:cs="Segoe UI Emoji"/>
+          <w:b/>
+          <w:bCs/>
           <w:color w:val="1F1F1F"/>
           <w:szCs w:val="24"/>
         </w:rPr>
+        <w:lastRenderedPageBreak/>
         <w:t>⚡</w:t>
       </w:r>
       <w:r>
         <w:rPr>
           <w:rFonts w:ascii="Times New Roman" w:hAnsi="Times New Roman" w:cs="Times New Roman"/>
+          <w:b/>
+          <w:bCs/>
           <w:color w:val="1F1F1F"/>
           <w:szCs w:val="24"/>
         </w:rPr>
@@ -1366,7 +1432,6 @@
         <w:rPr>
           <w:color w:val="1F1F1F"/>
         </w:rPr>
-        <w:lastRenderedPageBreak/>
         <w:t xml:space="preserve">Mesmo a apostar no orgânico, a </w:t>
       </w:r>
       <w:proofErr w:type="spellStart"/>
@@ -1396,7 +1461,19 @@
         <w:rPr>
           <w:color w:val="1F1F1F"/>
         </w:rPr>
-        <w:t xml:space="preserve"> (como vemos nos dados do registo </w:t>
+        <w:t xml:space="preserve"> (como vemos nos dados do regist</w:t>
+      </w:r>
+      <w:r>
+        <w:rPr>
+          <w:color w:val="1F1F1F"/>
+        </w:rPr>
+        <w:t>r</w:t>
+      </w:r>
+      <w:r>
+        <w:rPr>
+          <w:color w:val="1F1F1F"/>
+        </w:rPr>
+        <w:t xml:space="preserve">o </w:t>
       </w:r>
       <w:r>
         <w:rPr>
@@ -1580,7 +1657,19 @@
         <w:rPr>
           <w:color w:val="1F1F1F"/>
         </w:rPr>
-        <w:t xml:space="preserve"> 3 variações diferentes de anúncios (Teste A/B/C) focando em 3 dores diferentes do cliente: 1. Economia de Tempo, 2. Aumento de Lucro, 3. Organização da Equipa.</w:t>
+        <w:t xml:space="preserve"> 3 variações diferentes de anúncios (Teste A/B/C) focando em 3 dores diferentes do cliente: 1. Economia de Tempo, 2. Aumento de Lucro, 3. Organização da Equip</w:t>
+      </w:r>
+      <w:r>
+        <w:rPr>
+          <w:color w:val="1F1F1F"/>
+        </w:rPr>
+        <w:t>e</w:t>
+      </w:r>
+      <w:r>
+        <w:rPr>
+          <w:color w:val="1F1F1F"/>
+        </w:rPr>
+        <w:t>.</w:t>
       </w:r>
     </w:p>
     <w:p>
